--- a/Generative-AI/course-materials/blackboard/docx/Generative_AI_Week02_Module_Guide.docx
+++ b/Generative-AI/course-materials/blackboard/docx/Generative_AI_Week02_Module_Guide.docx
@@ -1858,7 +1858,7 @@
           <w:b w:val="0"/>
           <w:i w:val="0"/>
         </w:rPr>
-        <w:t>Type: Discussion Board. Points: 50. Submit one initial post and two peer responses in the Week 2 Discussion item. Use Blackboard’s displayed due dates.</w:t>
+        <w:t>Type: Discussion Board. Points: 10. Submit one initial post and two peer responses in the Week 2 Discussion item. Use Blackboard’s displayed due dates.</w:t>
       </w:r>
     </w:p>
     <w:p>
@@ -2145,7 +2145,7 @@
                 <w:b w:val="0"/>
                 <w:i w:val="0"/>
               </w:rPr>
-              <w:t>15</w:t>
+              <w:t>3</w:t>
             </w:r>
           </w:p>
         </w:tc>
@@ -2207,7 +2207,7 @@
                 <w:b w:val="0"/>
                 <w:i w:val="0"/>
               </w:rPr>
-              <w:t>15</w:t>
+              <w:t>3</w:t>
             </w:r>
           </w:p>
         </w:tc>
@@ -2269,7 +2269,7 @@
                 <w:b w:val="0"/>
                 <w:i w:val="0"/>
               </w:rPr>
-              <w:t>10</w:t>
+              <w:t>2</w:t>
             </w:r>
           </w:p>
         </w:tc>
@@ -2331,7 +2331,7 @@
                 <w:b w:val="0"/>
                 <w:i w:val="0"/>
               </w:rPr>
-              <w:t>10</w:t>
+              <w:t>2</w:t>
             </w:r>
           </w:p>
         </w:tc>
@@ -2386,7 +2386,7 @@
                 <w:b w:val="0"/>
                 <w:i w:val="0"/>
               </w:rPr>
-              <w:t>50</w:t>
+              <w:t>10</w:t>
             </w:r>
           </w:p>
         </w:tc>
@@ -2430,7 +2430,7 @@
           <w:b w:val="0"/>
           <w:i w:val="0"/>
         </w:rPr>
-        <w:t>Type: Applied analysis. Points: 75. Submit one PDF or DOCX to Week 2 Assignment 2. Aim for 600–800 words of analysis plus the requested matrix, diagram, prompts, or evidence appendix; these artifacts are not included in the word guide.</w:t>
+        <w:t>Type: Applied analysis. Points: 25. Submit one PDF or DOCX to Week 2 Assignment 2. Aim for 600–800 words of analysis plus the requested matrix, diagram, prompts, or evidence appendix; these artifacts are not included in the word guide.</w:t>
       </w:r>
     </w:p>
     <w:p>
@@ -2716,7 +2716,7 @@
                 <w:b w:val="0"/>
                 <w:i w:val="0"/>
               </w:rPr>
-              <w:t>15</w:t>
+              <w:t>5</w:t>
             </w:r>
           </w:p>
         </w:tc>
@@ -2778,7 +2778,7 @@
                 <w:b w:val="0"/>
                 <w:i w:val="0"/>
               </w:rPr>
-              <w:t>25</w:t>
+              <w:t>8</w:t>
             </w:r>
           </w:p>
         </w:tc>
@@ -2840,7 +2840,7 @@
                 <w:b w:val="0"/>
                 <w:i w:val="0"/>
               </w:rPr>
-              <w:t>15</w:t>
+              <w:t>5</w:t>
             </w:r>
           </w:p>
         </w:tc>
@@ -2902,7 +2902,7 @@
                 <w:b w:val="0"/>
                 <w:i w:val="0"/>
               </w:rPr>
-              <w:t>15</w:t>
+              <w:t>5</w:t>
             </w:r>
           </w:p>
         </w:tc>
@@ -2964,7 +2964,7 @@
                 <w:b w:val="0"/>
                 <w:i w:val="0"/>
               </w:rPr>
-              <w:t>5</w:t>
+              <w:t>2</w:t>
             </w:r>
           </w:p>
         </w:tc>
@@ -3019,7 +3019,7 @@
                 <w:b w:val="0"/>
                 <w:i w:val="0"/>
               </w:rPr>
-              <w:t>75</w:t>
+              <w:t>25</w:t>
             </w:r>
           </w:p>
         </w:tc>
@@ -3053,7 +3053,7 @@
           <w:b w:val="0"/>
           <w:i w:val="0"/>
         </w:rPr>
-        <w:t>Type: Project portfolio milestone. Points: 50. Submit a PDF or DOCX to Week 2 Project Milestone. Preserve the author’s required elements below and retain an editable copy for Week 16.</w:t>
+        <w:t>Type: Project portfolio milestone. Points: 15. Submit a PDF or DOCX to Week 2 Project Milestone. Preserve the author’s required elements below and retain an editable copy for Week 16.</w:t>
       </w:r>
     </w:p>
     <w:p>
@@ -3405,7 +3405,7 @@
                 <w:b w:val="0"/>
                 <w:i w:val="0"/>
               </w:rPr>
-              <w:t>15</w:t>
+              <w:t>4</w:t>
             </w:r>
           </w:p>
         </w:tc>
@@ -3467,7 +3467,7 @@
                 <w:b w:val="0"/>
                 <w:i w:val="0"/>
               </w:rPr>
-              <w:t>10</w:t>
+              <w:t>3</w:t>
             </w:r>
           </w:p>
         </w:tc>
@@ -3529,7 +3529,7 @@
                 <w:b w:val="0"/>
                 <w:i w:val="0"/>
               </w:rPr>
-              <w:t>15</w:t>
+              <w:t>5</w:t>
             </w:r>
           </w:p>
         </w:tc>
@@ -3591,7 +3591,7 @@
                 <w:b w:val="0"/>
                 <w:i w:val="0"/>
               </w:rPr>
-              <w:t>10</w:t>
+              <w:t>3</w:t>
             </w:r>
           </w:p>
         </w:tc>
@@ -3646,7 +3646,7 @@
                 <w:b w:val="0"/>
                 <w:i w:val="0"/>
               </w:rPr>
-              <w:t>50</w:t>
+              <w:t>15</w:t>
             </w:r>
           </w:p>
         </w:tc>
@@ -3858,7 +3858,7 @@
                 <w:b w:val="0"/>
                 <w:i w:val="0"/>
               </w:rPr>
-              <w:t>50</w:t>
+              <w:t>10</w:t>
             </w:r>
           </w:p>
         </w:tc>
@@ -3939,7 +3939,7 @@
                 <w:b w:val="0"/>
                 <w:i w:val="0"/>
               </w:rPr>
-              <w:t>75</w:t>
+              <w:t>25</w:t>
             </w:r>
           </w:p>
         </w:tc>
@@ -4020,7 +4020,7 @@
                 <w:b w:val="0"/>
                 <w:i w:val="0"/>
               </w:rPr>
-              <w:t>50</w:t>
+              <w:t>15</w:t>
             </w:r>
           </w:p>
         </w:tc>
@@ -4087,7 +4087,7 @@
                 <w:b w:val="0"/>
                 <w:i w:val="0"/>
               </w:rPr>
-              <w:t>175</w:t>
+              <w:t>50</w:t>
             </w:r>
           </w:p>
         </w:tc>
